--- a/PLAIN_SUMMARY.docx
+++ b/PLAIN_SUMMARY.docx
@@ -4,12 +4,14 @@
   <w:body>
     <w:p>
       <w:pPr>
+        <w:pStyle w:val="Heading1"/>
         <w:spacing w:before="40" w:after="60"/>
       </w:pPr>
       <w:r>
         <w:rPr>
           <w:rFonts w:ascii="Calibri" w:hAnsi="Calibri"/>
           <w:b/>
+          <w:color w:val="000000"/>
           <w:sz w:val="30"/>
         </w:rPr>
         <w:t>What we found — in plain English</w:t>
@@ -68,6 +70,7 @@
     </w:p>
     <w:p>
       <w:pPr>
+        <w:pStyle w:val="Heading2"/>
         <w:spacing w:before="220" w:after="100"/>
       </w:pPr>
       <w:r>
@@ -194,6 +197,7 @@
     </w:p>
     <w:p>
       <w:pPr>
+        <w:pStyle w:val="Heading2"/>
         <w:spacing w:before="220" w:after="100"/>
       </w:pPr>
       <w:r>
@@ -250,6 +254,7 @@
     </w:p>
     <w:p>
       <w:pPr>
+        <w:pStyle w:val="Heading2"/>
         <w:spacing w:before="220" w:after="100"/>
       </w:pPr>
       <w:r>
@@ -942,6 +947,7 @@
     </w:p>
     <w:p>
       <w:pPr>
+        <w:pStyle w:val="Heading2"/>
         <w:spacing w:before="220" w:after="100"/>
       </w:pPr>
       <w:r>
@@ -1028,6 +1034,7 @@
     </w:p>
     <w:p>
       <w:pPr>
+        <w:pStyle w:val="Heading2"/>
         <w:spacing w:before="220" w:after="100"/>
       </w:pPr>
       <w:r>

--- a/PLAIN_SUMMARY.docx
+++ b/PLAIN_SUMMARY.docx
@@ -4,14 +4,12 @@
   <w:body>
     <w:p>
       <w:pPr>
-        <w:pStyle w:val="Heading1"/>
         <w:spacing w:before="40" w:after="60"/>
       </w:pPr>
       <w:r>
         <w:rPr>
           <w:rFonts w:ascii="Calibri" w:hAnsi="Calibri"/>
           <w:b/>
-          <w:color w:val="000000"/>
           <w:sz w:val="30"/>
         </w:rPr>
         <w:t>What we found — in plain English</w:t>
@@ -70,7 +68,6 @@
     </w:p>
     <w:p>
       <w:pPr>
-        <w:pStyle w:val="Heading2"/>
         <w:spacing w:before="220" w:after="100"/>
       </w:pPr>
       <w:r>
@@ -197,7 +194,6 @@
     </w:p>
     <w:p>
       <w:pPr>
-        <w:pStyle w:val="Heading2"/>
         <w:spacing w:before="220" w:after="100"/>
       </w:pPr>
       <w:r>
@@ -254,7 +250,6 @@
     </w:p>
     <w:p>
       <w:pPr>
-        <w:pStyle w:val="Heading2"/>
         <w:spacing w:before="220" w:after="100"/>
       </w:pPr>
       <w:r>
@@ -947,7 +942,6 @@
     </w:p>
     <w:p>
       <w:pPr>
-        <w:pStyle w:val="Heading2"/>
         <w:spacing w:before="220" w:after="100"/>
       </w:pPr>
       <w:r>
@@ -1034,7 +1028,6 @@
     </w:p>
     <w:p>
       <w:pPr>
-        <w:pStyle w:val="Heading2"/>
         <w:spacing w:before="220" w:after="100"/>
       </w:pPr>
       <w:r>
